--- a/ky/wisdom-stories/living-with-loss.docx
+++ b/ky/wisdom-stories/living-with-loss.docx
@@ -16,7 +16,7 @@
           <w:sz w:val="34"/>
           <w:lang w:val="ky-KG"/>
         </w:rPr>
-        <w:t>Өлгөн — жашоодо калганы</w:t>
+        <w:t>Өлгөн — тирүү калганы</w:t>
       </w:r>
       <w:bookmarkEnd w:id="0"/>
     </w:p>
@@ -31,7 +31,7 @@
           <w:sz w:val="22"/>
           <w:lang w:val="ky-KG"/>
         </w:rPr>
-        <w:t>Бири-бирин жанындай көргөн эки адамдын бири дүйнөдөн кайтса, чыныгы өлгөн — жашоодо калганы.</w:t>
+        <w:t>Бири-бирин жанындай көргөн эки адамдын бири дүйнөдөн кайтса, чыныгы өлгөн — тирүү калганы.</w:t>
       </w:r>
     </w:p>
     <w:p>
@@ -50,7 +50,7 @@
           <w:b/>
           <w:lang w:val="ky-KG"/>
         </w:rPr>
-        <w:t xml:space="preserve">Сабак: Ажырашуу сүйүүнүн тереңдигин дагы да </w:t>
+        <w:t xml:space="preserve">Сабак: Жакын адамыңдан айрылуу сүйүүнүн тереңдигин дагы да </w:t>
       </w:r>
       <w:proofErr w:type="spellStart"/>
       <w:r>
